--- a/public/templates/PPJB_KPR.docx
+++ b/public/templates/PPJB_KPR.docx
@@ -200,7 +200,7 @@
           </mc:Choice>
           <mc:Fallback>
             <w:pict>
-              <v:group w14:anchorId="467659ED" id="Group 1" o:spid="_x0000_s1026" style="position:absolute;margin-left:126.95pt;margin-top:35.65pt;width:346pt;height:7.55pt;z-index:15729152;mso-wrap-distance-left:0;mso-wrap-distance-right:0;mso-position-horizontal-relative:page" coordsize="43942,958" o:gfxdata="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">
+              <v:group w14:anchorId="088BECA6" id="Group 1" o:spid="_x0000_s1026" style="position:absolute;margin-left:126.95pt;margin-top:35.65pt;width:346pt;height:7.55pt;z-index:15729152;mso-wrap-distance-left:0;mso-wrap-distance-right:0;mso-position-horizontal-relative:page" coordsize="43942,958" o:gfxdata="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">
                 <v:shape id="Graphic 2" o:spid="_x0000_s1027" style="position:absolute;left:127;top:127;width:43688;height:704;visibility:visible;mso-wrap-style:square;v-text-anchor:top" coordsize="4368800,70485" o:gfxdata="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" path="m4368800,l,,,70485r4368800,l4368800,xe" fillcolor="black" stroked="f">
                   <v:path arrowok="t"/>
                 </v:shape>
@@ -11648,30 +11648,24 @@
         <w:tab/>
       </w:r>
       <w:r>
+        <w:t>${nama_customer}</w:t>
+      </w:r>
+      <w:r>
         <w:rPr>
           <w:b/>
           <w:i/>
           <w:color w:val="000000"/>
-          <w:spacing w:val="-2"/>
-        </w:rPr>
-        <w:t>…………………</w:t>
-      </w:r>
-      <w:r>
-        <w:rPr>
-          <w:b/>
-          <w:i/>
-          <w:color w:val="000000"/>
         </w:rPr>
         <w:tab/>
       </w:r>
       <w:r>
-        <w:rPr>
-          <w:b/>
-          <w:i/>
-          <w:color w:val="000000"/>
-          <w:spacing w:val="-2"/>
-        </w:rPr>
-        <w:t>…………………</w:t>
+        <w:t>${nama_</w:t>
+      </w:r>
+      <w:r>
+        <w:t>saksi</w:t>
+      </w:r>
+      <w:r>
+        <w:t>}</w:t>
       </w:r>
     </w:p>
     <w:p>
@@ -13413,7 +13407,7 @@
           </mc:Choice>
           <mc:Fallback>
             <w:pict>
-              <v:group w14:anchorId="5BBD5F81" id="Group 32" o:spid="_x0000_s1026" style="position:absolute;margin-left:69.35pt;margin-top:21.25pt;width:468.05pt;height:7pt;z-index:-15726592;mso-wrap-distance-left:0;mso-wrap-distance-right:0;mso-position-horizontal-relative:page" coordsize="59442,889" o:gfxdata="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">
+              <v:group w14:anchorId="06C4D28C" id="Group 32" o:spid="_x0000_s1026" style="position:absolute;margin-left:69.35pt;margin-top:21.25pt;width:468.05pt;height:7pt;z-index:-15726592;mso-wrap-distance-left:0;mso-wrap-distance-right:0;mso-position-horizontal-relative:page" coordsize="59442,889" o:gfxdata="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">
                 <v:shapetype id="_x0000_t75" coordsize="21600,21600" o:spt="75" o:preferrelative="t" path="m@4@5l@4@11@9@11@9@5xe" filled="f" stroked="f">
                   <v:stroke joinstyle="miter"/>
                   <v:formulas>
@@ -13753,7 +13747,7 @@
         </mc:Choice>
         <mc:Fallback>
           <w:pict>
-            <v:group w14:anchorId="7B1014EA" id="Group 12" o:spid="_x0000_s1026" style="position:absolute;margin-left:341.3pt;margin-top:774.15pt;width:177pt;height:47.1pt;z-index:-15993344;mso-wrap-distance-left:0;mso-wrap-distance-right:0;mso-position-horizontal-relative:page;mso-position-vertical-relative:page" coordsize="22479,5981" o:gfxdata="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">
+            <v:group w14:anchorId="3BBBD41A" id="Group 12" o:spid="_x0000_s1026" style="position:absolute;margin-left:341.3pt;margin-top:774.15pt;width:177pt;height:47.1pt;z-index:-15993344;mso-wrap-distance-left:0;mso-wrap-distance-right:0;mso-position-horizontal-relative:page;mso-position-vertical-relative:page" coordsize="22479,5981" o:gfxdata="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">
               <v:shape id="Graphic 13" o:spid="_x0000_s1027" style="position:absolute;left:47;top:47;width:22384;height:5887;visibility:visible;mso-wrap-style:square;v-text-anchor:top" coordsize="2238375,588645" o:gfxdata="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" path="m,588645r2238375,l2238375,,,,,588645xe" filled="f">
                 <v:path arrowok="t"/>
               </v:shape>
@@ -13871,7 +13865,7 @@
         </mc:Choice>
         <mc:Fallback>
           <w:pict>
-            <v:group w14:anchorId="3EA01487" id="Group 15" o:spid="_x0000_s1026" style="position:absolute;margin-left:66.35pt;margin-top:765.2pt;width:483.75pt;height:6.9pt;z-index:-15992832;mso-wrap-distance-left:0;mso-wrap-distance-right:0;mso-position-horizontal-relative:page;mso-position-vertical-relative:page" coordsize="61436,876" o:gfxdata="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">
+            <v:group w14:anchorId="14A81BAE" id="Group 15" o:spid="_x0000_s1026" style="position:absolute;margin-left:66.35pt;margin-top:765.2pt;width:483.75pt;height:6.9pt;z-index:-15992832;mso-wrap-distance-left:0;mso-wrap-distance-right:0;mso-position-horizontal-relative:page;mso-position-vertical-relative:page" coordsize="61436,876" o:gfxdata="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">
               <v:shapetype id="_x0000_t75" coordsize="21600,21600" o:spt="75" o:preferrelative="t" path="m@4@5l@4@11@9@11@9@5xe" filled="f" stroked="f">
                 <v:stroke joinstyle="miter"/>
                 <v:formulas>
@@ -14595,7 +14589,7 @@
         </mc:Choice>
         <mc:Fallback>
           <w:pict>
-            <v:group w14:anchorId="1CB0B132" id="Group 5" o:spid="_x0000_s1026" style="position:absolute;margin-left:74.65pt;margin-top:42.95pt;width:166.45pt;height:6.9pt;z-index:-15994880;mso-wrap-distance-left:0;mso-wrap-distance-right:0;mso-position-horizontal-relative:page;mso-position-vertical-relative:page" coordsize="21139,876" o:gfxdata="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">
+            <v:group w14:anchorId="28D95D75" id="Group 5" o:spid="_x0000_s1026" style="position:absolute;margin-left:74.65pt;margin-top:42.95pt;width:166.45pt;height:6.9pt;z-index:-15994880;mso-wrap-distance-left:0;mso-wrap-distance-right:0;mso-position-horizontal-relative:page;mso-position-vertical-relative:page" coordsize="21139,876" o:gfxdata="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">
               <v:shapetype id="_x0000_t75" coordsize="21600,21600" o:spt="75" o:preferrelative="t" path="m@4@5l@4@11@9@11@9@5xe" filled="f" stroked="f">
                 <v:stroke joinstyle="miter"/>
                 <v:formulas>
@@ -14732,7 +14726,7 @@
         </mc:Choice>
         <mc:Fallback>
           <w:pict>
-            <v:group w14:anchorId="51C959CD" id="Group 8" o:spid="_x0000_s1026" style="position:absolute;margin-left:355.8pt;margin-top:42.95pt;width:164.3pt;height:6.9pt;z-index:-15994368;mso-wrap-distance-left:0;mso-wrap-distance-right:0;mso-position-horizontal-relative:page;mso-position-vertical-relative:page" coordsize="20866,876" o:gfxdata="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">
+            <v:group w14:anchorId="2A4CC900" id="Group 8" o:spid="_x0000_s1026" style="position:absolute;margin-left:355.8pt;margin-top:42.95pt;width:164.3pt;height:6.9pt;z-index:-15994368;mso-wrap-distance-left:0;mso-wrap-distance-right:0;mso-position-horizontal-relative:page;mso-position-vertical-relative:page" coordsize="20866,876" o:gfxdata="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">
               <v:shape id="Image 9" o:spid="_x0000_s1027" type="#_x0000_t75" style="position:absolute;width:20864;height:876;visibility:visible;mso-wrap-style:square" o:gfxdata="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">
                 <v:imagedata r:id="rId4" o:title=""/>
               </v:shape>
@@ -14864,7 +14858,7 @@
         </mc:Choice>
         <mc:Fallback>
           <w:pict>
-            <v:group w14:anchorId="5B44C8CE" id="Group 35" o:spid="_x0000_s1026" style="position:absolute;margin-left:49.6pt;margin-top:7.85pt;width:166.45pt;height:6.9pt;z-index:-15988736;mso-wrap-distance-left:0;mso-wrap-distance-right:0;mso-position-horizontal-relative:page;mso-position-vertical-relative:page" coordsize="21139,876" o:gfxdata="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">
+            <v:group w14:anchorId="18A118ED" id="Group 35" o:spid="_x0000_s1026" style="position:absolute;margin-left:49.6pt;margin-top:7.85pt;width:166.45pt;height:6.9pt;z-index:-15988736;mso-wrap-distance-left:0;mso-wrap-distance-right:0;mso-position-horizontal-relative:page;mso-position-vertical-relative:page" coordsize="21139,876" o:gfxdata="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">
               <v:shapetype id="_x0000_t75" coordsize="21600,21600" o:spt="75" o:preferrelative="t" path="m@4@5l@4@11@9@11@9@5xe" filled="f" stroked="f">
                 <v:stroke joinstyle="miter"/>
                 <v:formulas>
@@ -15001,7 +14995,7 @@
         </mc:Choice>
         <mc:Fallback>
           <w:pict>
-            <v:group w14:anchorId="08B01772" id="Group 38" o:spid="_x0000_s1026" style="position:absolute;margin-left:330.75pt;margin-top:7.85pt;width:164.3pt;height:6.9pt;z-index:-15987712;mso-wrap-distance-left:0;mso-wrap-distance-right:0;mso-position-horizontal-relative:page;mso-position-vertical-relative:page" coordsize="20866,876" o:gfxdata="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">
+            <v:group w14:anchorId="0BF10B2D" id="Group 38" o:spid="_x0000_s1026" style="position:absolute;margin-left:330.75pt;margin-top:7.85pt;width:164.3pt;height:6.9pt;z-index:-15987712;mso-wrap-distance-left:0;mso-wrap-distance-right:0;mso-position-horizontal-relative:page;mso-position-vertical-relative:page" coordsize="20866,876" o:gfxdata="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">
               <v:shape id="Image 9" o:spid="_x0000_s1027" type="#_x0000_t75" style="position:absolute;width:20864;height:876;visibility:visible;mso-wrap-style:square" o:gfxdata="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">
                 <v:imagedata r:id="rId4" o:title=""/>
               </v:shape>
